--- a/downloads/handouts/Unit 04/Handout 04.13 - Furnishing Catalog and Budget Sheet.docx
+++ b/downloads/handouts/Unit 04/Handout 04.13 - Furnishing Catalog and Budget Sheet.docx
@@ -5512,7 +5512,7 @@
         <w:pStyle w:val="BodyText"/>
       </w:pPr>
       <w:r>
-        <w:t xml:space="preserve">Word bank: budget (bütçe / orçamento / presupuesto), tax (vergi / imposto / impuesto), total (toplam / total / total), new (yeni / novo / nuevo), secondhand (ikinci el / de segunda mão / de segunda mano), make it (kendin yap / faça você mesmo / hazlo tú mismo).</w:t>
+        <w:t xml:space="preserve">Word bank: budget (presupuesto), tax (impuesto), total (total), new (nuevo), secondhand (de segunda mano), make it (hazlo tú mismo).</w:t>
       </w:r>
     </w:p>
     <w:p>
@@ -7883,7 +7883,7 @@
     <w:sectPr>
       <w:headerReference w:type="default" r:id="rId9"/>
       <w:pgSz w:w="12240" w:h="15840"/>
-      <w:pgMar w:top="1440" w:bottom="1440" w:left="1440" w:right="1440" w:header="504"/>
+      <w:pgMar w:top="1152" w:bottom="1152" w:left="1152" w:right="1152" w:header="504"/>
     </w:sectPr>
   </w:body>
 </w:document>

--- a/downloads/handouts/Unit 04/Handout 04.13 - Furnishing Catalog and Budget Sheet.docx
+++ b/downloads/handouts/Unit 04/Handout 04.13 - Furnishing Catalog and Budget Sheet.docx
@@ -6,9 +6,9 @@
       <w:pPr>
         <w:pStyle w:val="Heading1"/>
       </w:pPr>
-      <w:bookmarkStart w:id="20" w:name="Xe4d340d14a7fb42468828739cc55d9bf2d8ab0f"/>
+      <w:bookmarkStart w:id="20" w:name="Xae54f4d42e4f6cbc2bf9c8009746e9d07315af2"/>
       <w:r>
-        <w:t xml:space="preserve">Handout 04.13: Furnishing Catalog and Budget Sheet</w:t>
+        <w:t xml:space="preserve">Handout 4.13: Furnishing Catalog and Budget Sheet</w:t>
       </w:r>
       <w:bookmarkEnd w:id="20"/>
     </w:p>

--- a/downloads/handouts/Unit 04/Handout 04.13 - Furnishing Catalog and Budget Sheet.docx
+++ b/downloads/handouts/Unit 04/Handout 04.13 - Furnishing Catalog and Budget Sheet.docx
@@ -40,7 +40,7 @@
         <w:pStyle w:val="FirstParagraph"/>
       </w:pPr>
       <w:r>
-        <w:t xml:space="preserve">Every price is a realistic 2026 price for Long Island and is to be refreshed before teaching. Three columns for every item:</w:t>
+        <w:t xml:space="preserve">Every price is a realistic 2026 price for Long Island. (Teacher: refresh the prices before teaching.) Every item has three price columns:</w:t>
       </w:r>
     </w:p>
     <w:p>
@@ -146,7 +146,7 @@
         <w:t xml:space="preserve"> </w:t>
       </w:r>
       <w:r>
-        <w:t xml:space="preserve">everything in this catalog is taxed at 8.625 percent. Food is not taxed; furniture is. Compute the tax once, on the subtotal, at the bottom of the Budget Sheet. (In real life a yard sale item from a neighbor usually has no sales tax collected; for this project, tax everything so the math is one rule.)</w:t>
+        <w:t xml:space="preserve">everything in this catalog is taxed at 8.625 percent. Food is not taxed. Furniture is. Figure the tax once, on the subtotal, at the bottom of the Budget Sheet. (In real life, a yard sale item from a neighbor usually has no sales tax. For this project, tax everything so the math is one rule.)</w:t>
       </w:r>
     </w:p>
     <w:p>
@@ -4214,7 +4214,7 @@
         <w:pStyle w:val="BodyText"/>
       </w:pPr>
       <w:r>
-        <w:t xml:space="preserve">Not in the catalog but free or nearly free: a plant from a cutting (green choice, $0 to $5); a family photo wall (frames secondhand, item 30 for the shelf); a mirror from a thrift store ($10 to $20, use item 30’s line and write</w:t>
+        <w:t xml:space="preserve">Some things are not in the catalog but are free or nearly free. A plant from a cutting (green choice, $0 to $5). A family photo wall (secondhand frames; item 30 for the shelf). A mirror from a thrift store ($10 to $20; write</w:t>
       </w:r>
       <w:r>
         <w:t xml:space="preserve"> </w:t>
@@ -4229,7 +4229,10 @@
         <w:t xml:space="preserve">”</w:t>
       </w:r>
       <w:r>
-        <w:t xml:space="preserve">); a rubber-backed entry mat ($15 new, write it in). Write any extra item on a blank line with a price you can defend.</w:t>
+        <w:t xml:space="preserve"> </w:t>
+      </w:r>
+      <w:r>
+        <w:t xml:space="preserve">on its own line). A rubber-backed entry mat ($15 new; write it in). Write any extra item on a blank line with a price you can explain.</w:t>
       </w:r>
     </w:p>
     <w:p>
@@ -5543,7 +5546,7 @@
         <w:pStyle w:val="FirstParagraph"/>
       </w:pPr>
       <w:r>
-        <w:t xml:space="preserve">Find the subtotal closest below yours, then add the tax on the rest by hand, or multiply the whole subtotal by 0.08625. Every row: subtotal, tax, total.</w:t>
+        <w:t xml:space="preserve">Find the subtotal in the table that is closest to yours without going over. Then add the tax on the rest by hand. Or multiply your whole subtotal by 0.08625. Every group of three columns reads: subtotal, tax, total.</w:t>
       </w:r>
     </w:p>
     <w:tbl>
